--- a/torre-agentforce/entrega/Guion_Rodaje_Equipo35_Video_Demo.docx
+++ b/torre-agentforce/entrega/Guion_Rodaje_Equipo35_Video_Demo.docx
@@ -2625,7 +2625,7 @@
           <w:sz w:val="20"/>
           <w:szCs w:val="20"/>
         </w:rPr>
-        <w:t xml:space="preserve">Duración ≤ 3:00 · formato .mp4 · peso ≤ 150 MB</w:t>
+        <w:t xml:space="preserve">Duración ≤ 3:00 · formato .mp4 · peso ≤ 150 MB · archivo nombrado Video_Demo_Equipo35_Agente_Postventa_Zapata.mp4</w:t>
       </w:r>
     </w:p>
     <w:p>
@@ -2644,7 +2644,7 @@
           <w:sz w:val="20"/>
           <w:szCs w:val="20"/>
         </w:rPr>
-        <w:t xml:space="preserve">Equipo 35 y los tres nombres completos visibles en pantalla</w:t>
+        <w:t xml:space="preserve">Equipo 35, el nombre del agente —Agente Postventa Zapata— y los tres nombres completos visibles en pantalla</w:t>
       </w:r>
     </w:p>
     <w:p>
